--- a/templates/sale/اقرار تنازل.docx
+++ b/templates/sale/اقرار تنازل.docx
@@ -753,6 +753,8 @@
         </w:rPr>
         <w:t xml:space="preserve"> %}</w:t>
       </w:r>
+      <w:bookmarkStart w:id="0" w:name="_GoBack"/>
+      <w:bookmarkEnd w:id="0"/>
     </w:p>
     <w:p>
       <w:pPr>
@@ -1038,16 +1040,29 @@
       </w:r>
       <w:r>
         <w:rPr>
-          <w:rFonts w:asciiTheme="minorBidi" w:hAnsiTheme="minorBidi" w:cs="Arial"/>
-          <w:b/>
-          <w:bCs/>
-          <w:sz w:val="30"/>
-          <w:szCs w:val="30"/>
-          <w:rtl/>
-          <w:lang w:bidi="ar-EG"/>
-        </w:rPr>
-        <w:t>، كائنة بحوض {{</w:t>
-      </w:r>
+          <w:rFonts w:asciiTheme="minorBidi" w:hAnsiTheme="minorBidi" w:cs="Arial" w:hint="cs"/>
+          <w:b/>
+          <w:bCs/>
+          <w:sz w:val="30"/>
+          <w:szCs w:val="30"/>
+          <w:rtl/>
+          <w:lang w:bidi="ar-EG"/>
+        </w:rPr>
+        <w:t xml:space="preserve"> </w:t>
+      </w:r>
+      <w:r>
+        <w:rPr>
+          <w:rFonts w:asciiTheme="minorBidi" w:hAnsiTheme="minorBidi" w:cs="Arial"/>
+          <w:b/>
+          <w:bCs/>
+          <w:sz w:val="30"/>
+          <w:szCs w:val="30"/>
+          <w:rtl/>
+          <w:lang w:bidi="ar-EG"/>
+        </w:rPr>
+        <w:t xml:space="preserve"> كائنة بحوض {{</w:t>
+      </w:r>
+      <w:proofErr w:type="spellStart"/>
       <w:r>
         <w:rPr>
           <w:rFonts w:asciiTheme="minorBidi" w:hAnsiTheme="minorBidi" w:cs="Arial"/>
@@ -1059,6 +1074,7 @@
         </w:rPr>
         <w:t>l.hod</w:t>
       </w:r>
+      <w:proofErr w:type="spellEnd"/>
       <w:r>
         <w:rPr>
           <w:rFonts w:asciiTheme="minorBidi" w:hAnsiTheme="minorBidi" w:cs="Arial"/>
@@ -1124,8 +1140,6 @@
         </w:rPr>
         <w:t>}}</w:t>
       </w:r>
-      <w:bookmarkStart w:id="0" w:name="_GoBack"/>
-      <w:bookmarkEnd w:id="0"/>
     </w:p>
     <w:p>
       <w:pPr>
